--- a/LabWorks/Лабораторная работа №16.docx
+++ b/LabWorks/Лабораторная работа №16.docx
@@ -78,15 +78,7 @@
       </w:r>
       <w:proofErr w:type="spellEnd"/>
       <w:r>
-        <w:t xml:space="preserve"> | Руководство. metanit.com – </w:t>
-      </w:r>
-      <w:proofErr w:type="gramStart"/>
-      <w:r>
-        <w:t>Текст :</w:t>
-      </w:r>
-      <w:proofErr w:type="gramEnd"/>
-      <w:r>
-        <w:t xml:space="preserve"> электронный // metanit.com, 2023. – URL: https://metanit.com/kotlin/jetpack/ – гл.</w:t>
+        <w:t xml:space="preserve"> | Руководство. metanit.com – Текст : электронный // metanit.com, 2023. – URL: https://metanit.com/kotlin/jetpack/ – гл.</w:t>
       </w:r>
       <w:r>
         <w:t>1</w:t>
@@ -252,16 +244,7 @@
         <w:pStyle w:val="2"/>
       </w:pPr>
       <w:r>
-        <w:t>Использование</w:t>
-      </w:r>
-      <w:r>
-        <w:t xml:space="preserve"> </w:t>
-      </w:r>
-      <w:r>
-        <w:t>ресурсов</w:t>
-      </w:r>
-      <w:r>
-        <w:t xml:space="preserve"> форматированных строк и </w:t>
+        <w:t xml:space="preserve">Использование ресурсов форматированных строк и </w:t>
       </w:r>
       <w:r>
         <w:rPr>
@@ -348,7 +331,13 @@
         </w:numPr>
       </w:pPr>
       <w:r>
-        <w:t xml:space="preserve">Добавить в приложение </w:t>
+        <w:t>Добавить в приложение</w:t>
+      </w:r>
+      <w:r>
+        <w:t xml:space="preserve"> ресурс</w:t>
+      </w:r>
+      <w:r>
+        <w:t xml:space="preserve"> </w:t>
       </w:r>
       <w:r>
         <w:t>массив строк, содержащи</w:t>
@@ -513,7 +502,6 @@
         <w:t xml:space="preserve"> hour = </w:t>
       </w:r>
       <w:proofErr w:type="spellStart"/>
-      <w:proofErr w:type="gramStart"/>
       <w:r>
         <w:rPr>
           <w:bCs w:val="0"/>
@@ -541,7 +529,6 @@
         <w:t>(</w:t>
       </w:r>
       <w:proofErr w:type="spellStart"/>
-      <w:proofErr w:type="gramEnd"/>
       <w:r>
         <w:rPr>
           <w:bCs w:val="0"/>
@@ -589,7 +576,6 @@
         <w:t xml:space="preserve"> minute = </w:t>
       </w:r>
       <w:proofErr w:type="spellStart"/>
-      <w:proofErr w:type="gramStart"/>
       <w:r>
         <w:rPr>
           <w:bCs w:val="0"/>
@@ -617,7 +603,6 @@
         <w:t>(</w:t>
       </w:r>
       <w:proofErr w:type="spellStart"/>
-      <w:proofErr w:type="gramEnd"/>
       <w:r>
         <w:rPr>
           <w:bCs w:val="0"/>
@@ -644,6 +629,9 @@
           <w:numId w:val="0"/>
         </w:numPr>
         <w:ind w:left="567"/>
+        <w:rPr>
+          <w:lang w:val="en-US"/>
+        </w:rPr>
       </w:pPr>
     </w:p>
     <w:p>
@@ -850,10 +838,7 @@
         <w:t>.</w:t>
       </w:r>
       <w:r>
-        <w:t xml:space="preserve"> </w:t>
-      </w:r>
-      <w:r>
-        <w:t>(скачайте из интернета или</w:t>
+        <w:t xml:space="preserve"> (скачайте из интернета или</w:t>
       </w:r>
       <w:r>
         <w:t xml:space="preserve"> </w:t>
@@ -926,16 +911,10 @@
         <w:t xml:space="preserve"> приложени</w:t>
       </w:r>
       <w:r>
-        <w:t xml:space="preserve">я </w:t>
-      </w:r>
-      <w:r>
-        <w:t>шрифт</w:t>
-      </w:r>
-      <w:r>
-        <w:t xml:space="preserve"> </w:t>
-      </w:r>
-      <w:r>
-        <w:t>(скачайте из интернета или</w:t>
+        <w:t>я шрифт</w:t>
+      </w:r>
+      <w:r>
+        <w:t xml:space="preserve"> (скачайте из интернета или</w:t>
       </w:r>
       <w:r>
         <w:t xml:space="preserve"> </w:t>
@@ -1284,13 +1263,8 @@
       <w:t xml:space="preserve"> Ю.С.</w:t>
     </w:r>
     <w:r>
-      <w:t xml:space="preserve">, Садовский </w:t>
+      <w:t>, Садовский Р.В.</w:t>
     </w:r>
-    <w:proofErr w:type="gramStart"/>
-    <w:r>
-      <w:t>Р.В.</w:t>
-    </w:r>
-    <w:proofErr w:type="gramEnd"/>
   </w:p>
 </w:hdr>
 </file>
